--- a/docs/PO_work/PO_Priority_Backlog_Sprint2.docx
+++ b/docs/PO_work/PO_Priority_Backlog_Sprint2.docx
@@ -4,55 +4,55 @@
   <w:body>
     <w:p>
       <w:pPr>
-        <w:pStyle w:val="Title"/>
         <w:jc w:val="center"/>
       </w:pPr>
       <w:r>
         <w:rPr>
           <w:b/>
+          <w:sz w:val="36"/>
         </w:rPr>
         <w:t>Product Owner Priority Backlog Sprint 2</w:t>
       </w:r>
     </w:p>
     <w:p>
-      <w:pPr>
-        <w:jc w:val="center"/>
-      </w:pPr>
       <w:r>
-        <w:t>Includes priorities (P0/P1/P2), user stories, implementation focus, acceptance criteria, and priority justification.</w:t>
+        <w:t>Updated on March 25, 2026 to reflect the sprint after major progress in discussion, planning, and the underlying persistence path.</w:t>
       </w:r>
     </w:p>
     <w:p>
-      <w:pPr>
-        <w:pStyle w:val="Heading1"/>
-      </w:pPr>
       <w:r>
+        <w:rPr>
+          <w:b/>
+          <w:sz w:val="24"/>
+        </w:rPr>
         <w:t>Sprint 2 Goal</w:t>
       </w:r>
     </w:p>
     <w:p>
       <w:r>
-        <w:t>Strengthen the core learning experience in Sprint 2 by improving the Forum, enriching the Listening and Speaking modules with better AI and content support, delivering usable Reading and Writing workflows, advancing the Schedule module, and preparing the database foundation for more reliable cross-page data flow.</w:t>
+        <w:t>Strengthen the core learning experience in Sprint 2 by keeping Listening, Speaking, Reading, and Writing usable while turning Schedule into a realistic planning tool and giving contextual discussion plus key planning data a reliable persistence path.</w:t>
       </w:r>
     </w:p>
     <w:p>
-      <w:pPr>
-        <w:pStyle w:val="Heading1"/>
-      </w:pPr>
       <w:r>
+        <w:rPr>
+          <w:b/>
+          <w:sz w:val="24"/>
+        </w:rPr>
         <w:t>Priority Rule</w:t>
       </w:r>
     </w:p>
     <w:p>
       <w:r>
-        <w:t>Forum experience, Listening/Speaking AI quality, and basic Reading/Writing usability remain higher priority than polish work because Sprint 2 needs to turn the prototype into a stronger end-to-end learning product with clearer academic use cases.</w:t>
+        <w:t>Real student value and demo coherence remain the control points for priority. Planning, contextual discussion, data persistence, and core module stability now deserve higher attention because they connect multiple parts of the product.</w:t>
       </w:r>
     </w:p>
     <w:p>
-      <w:pPr>
-        <w:pStyle w:val="Heading1"/>
-      </w:pPr>
       <w:r>
+        <w:rPr>
+          <w:b/>
+          <w:sz w:val="24"/>
+        </w:rPr>
         <w:t>Priority Legend</w:t>
       </w:r>
     </w:p>
@@ -63,14 +63,14 @@
         <w:tblLook w:firstColumn="1" w:firstRow="1" w:lastColumn="0" w:lastRow="0" w:noHBand="0" w:noVBand="1" w:val="04A0"/>
       </w:tblPr>
       <w:tblGrid>
-        <w:gridCol w:w="2880"/>
-        <w:gridCol w:w="2880"/>
-        <w:gridCol w:w="2880"/>
+        <w:gridCol w:w="3408"/>
+        <w:gridCol w:w="3408"/>
+        <w:gridCol w:w="3408"/>
       </w:tblGrid>
       <w:tr>
         <w:tc>
           <w:tcPr>
-            <w:tcW w:type="dxa" w:w="2880"/>
+            <w:tcW w:type="dxa" w:w="3408"/>
           </w:tcPr>
           <w:p>
             <w:r>
@@ -80,7 +80,7 @@
         </w:tc>
         <w:tc>
           <w:tcPr>
-            <w:tcW w:type="dxa" w:w="2880"/>
+            <w:tcW w:type="dxa" w:w="3408"/>
           </w:tcPr>
           <w:p>
             <w:r>
@@ -90,7 +90,7 @@
         </w:tc>
         <w:tc>
           <w:tcPr>
-            <w:tcW w:type="dxa" w:w="2880"/>
+            <w:tcW w:type="dxa" w:w="3408"/>
           </w:tcPr>
           <w:p>
             <w:r>
@@ -102,7 +102,7 @@
       <w:tr>
         <w:tc>
           <w:tcPr>
-            <w:tcW w:type="dxa" w:w="2880"/>
+            <w:tcW w:type="dxa" w:w="3408"/>
           </w:tcPr>
           <w:p>
             <w:r>
@@ -112,7 +112,7 @@
         </w:tc>
         <w:tc>
           <w:tcPr>
-            <w:tcW w:type="dxa" w:w="2880"/>
+            <w:tcW w:type="dxa" w:w="3408"/>
           </w:tcPr>
           <w:p>
             <w:r>
@@ -122,11 +122,11 @@
         </w:tc>
         <w:tc>
           <w:tcPr>
-            <w:tcW w:type="dxa" w:w="2880"/>
+            <w:tcW w:type="dxa" w:w="3408"/>
           </w:tcPr>
           <w:p>
             <w:r>
-              <w:t>Critical for Sprint 2 delivery and demo quality.</w:t>
+              <w:t>Critical for Sprint 2 delivery, demo quality, and cross-page coherence.</w:t>
             </w:r>
           </w:p>
         </w:tc>
@@ -134,7 +134,7 @@
       <w:tr>
         <w:tc>
           <w:tcPr>
-            <w:tcW w:type="dxa" w:w="2880"/>
+            <w:tcW w:type="dxa" w:w="3408"/>
           </w:tcPr>
           <w:p>
             <w:r>
@@ -144,7 +144,7 @@
         </w:tc>
         <w:tc>
           <w:tcPr>
-            <w:tcW w:type="dxa" w:w="2880"/>
+            <w:tcW w:type="dxa" w:w="3408"/>
           </w:tcPr>
           <w:p>
             <w:r>
@@ -154,11 +154,11 @@
         </w:tc>
         <w:tc>
           <w:tcPr>
-            <w:tcW w:type="dxa" w:w="2880"/>
+            <w:tcW w:type="dxa" w:w="3408"/>
           </w:tcPr>
           <w:p>
             <w:r>
-              <w:t>Important expansion work that should follow once the core path is stable.</w:t>
+              <w:t>Important expansion work that strengthens the product once the must-have path is secured.</w:t>
             </w:r>
           </w:p>
         </w:tc>
@@ -166,7 +166,7 @@
       <w:tr>
         <w:tc>
           <w:tcPr>
-            <w:tcW w:type="dxa" w:w="2880"/>
+            <w:tcW w:type="dxa" w:w="3408"/>
           </w:tcPr>
           <w:p>
             <w:r>
@@ -176,7 +176,7 @@
         </w:tc>
         <w:tc>
           <w:tcPr>
-            <w:tcW w:type="dxa" w:w="2880"/>
+            <w:tcW w:type="dxa" w:w="3408"/>
           </w:tcPr>
           <w:p>
             <w:r>
@@ -186,21 +186,22 @@
         </w:tc>
         <w:tc>
           <w:tcPr>
-            <w:tcW w:type="dxa" w:w="2880"/>
+            <w:tcW w:type="dxa" w:w="3408"/>
           </w:tcPr>
           <w:p>
             <w:r>
-              <w:t>Helpful enhancements that improve completeness but are not required to close Sprint 2.</w:t>
+              <w:t>Helpful enhancements that improve completeness but should not block sprint closure.</w:t>
             </w:r>
           </w:p>
         </w:tc>
       </w:tr>
     </w:tbl>
     <w:p>
-      <w:pPr>
-        <w:pStyle w:val="Heading1"/>
-      </w:pPr>
       <w:r>
+        <w:rPr>
+          <w:b/>
+          <w:sz w:val="24"/>
+        </w:rPr>
         <w:t>Sprint 2 Backlog with User Stories and Acceptance Criteria</w:t>
       </w:r>
     </w:p>
@@ -211,16 +212,16 @@
         <w:tblLook w:firstColumn="1" w:firstRow="1" w:lastColumn="0" w:lastRow="0" w:noHBand="0" w:noVBand="1" w:val="04A0"/>
       </w:tblPr>
       <w:tblGrid>
-        <w:gridCol w:w="1728"/>
-        <w:gridCol w:w="1728"/>
-        <w:gridCol w:w="1728"/>
-        <w:gridCol w:w="1728"/>
-        <w:gridCol w:w="1728"/>
+        <w:gridCol w:w="2045"/>
+        <w:gridCol w:w="2045"/>
+        <w:gridCol w:w="2045"/>
+        <w:gridCol w:w="2045"/>
+        <w:gridCol w:w="2045"/>
       </w:tblGrid>
       <w:tr>
         <w:tc>
           <w:tcPr>
-            <w:tcW w:type="dxa" w:w="1728"/>
+            <w:tcW w:type="dxa" w:w="2045"/>
           </w:tcPr>
           <w:p>
             <w:r>
@@ -230,7 +231,7 @@
         </w:tc>
         <w:tc>
           <w:tcPr>
-            <w:tcW w:type="dxa" w:w="1728"/>
+            <w:tcW w:type="dxa" w:w="2045"/>
           </w:tcPr>
           <w:p>
             <w:r>
@@ -240,7 +241,7 @@
         </w:tc>
         <w:tc>
           <w:tcPr>
-            <w:tcW w:type="dxa" w:w="1728"/>
+            <w:tcW w:type="dxa" w:w="2045"/>
           </w:tcPr>
           <w:p>
             <w:r>
@@ -250,7 +251,7 @@
         </w:tc>
         <w:tc>
           <w:tcPr>
-            <w:tcW w:type="dxa" w:w="1728"/>
+            <w:tcW w:type="dxa" w:w="2045"/>
           </w:tcPr>
           <w:p>
             <w:r>
@@ -260,7 +261,7 @@
         </w:tc>
         <w:tc>
           <w:tcPr>
-            <w:tcW w:type="dxa" w:w="1728"/>
+            <w:tcW w:type="dxa" w:w="2045"/>
           </w:tcPr>
           <w:p>
             <w:r>
@@ -272,7 +273,7 @@
       <w:tr>
         <w:tc>
           <w:tcPr>
-            <w:tcW w:type="dxa" w:w="1728"/>
+            <w:tcW w:type="dxa" w:w="2045"/>
           </w:tcPr>
           <w:p>
             <w:r>
@@ -282,41 +283,41 @@
         </w:tc>
         <w:tc>
           <w:tcPr>
-            <w:tcW w:type="dxa" w:w="1728"/>
+            <w:tcW w:type="dxa" w:w="2045"/>
           </w:tcPr>
           <w:p>
             <w:r>
-              <w:t>Forum / Discussion</w:t>
+              <w:t>Discussion and contextual communication continuity</w:t>
             </w:r>
           </w:p>
         </w:tc>
         <w:tc>
           <w:tcPr>
-            <w:tcW w:type="dxa" w:w="1728"/>
+            <w:tcW w:type="dxa" w:w="2045"/>
           </w:tcPr>
           <w:p>
             <w:r>
-              <w:t>As a student, I want to browse, post, and reply in the forum so that I can discuss course-related English learning topics with peers.</w:t>
+              <w:t>As a student, I want the wider discussion plaza and in-module comments to feel connected so that I can continue useful discussion without losing context.</w:t>
             </w:r>
           </w:p>
         </w:tc>
         <w:tc>
           <w:tcPr>
-            <w:tcW w:type="dxa" w:w="1728"/>
+            <w:tcW w:type="dxa" w:w="2045"/>
           </w:tcPr>
           <w:p>
             <w:r>
-              <w:t>Forum page polish, post list, detail view, reply flow, voice post support, stable interaction handling.</w:t>
+              <w:t>Protect the plaza path, keep share-to-plaza usable, and maintain a consistent discussion model.</w:t>
             </w:r>
           </w:p>
         </w:tc>
         <w:tc>
           <w:tcPr>
-            <w:tcW w:type="dxa" w:w="1728"/>
+            <w:tcW w:type="dxa" w:w="2045"/>
           </w:tcPr>
           <w:p>
             <w:r>
-              <w:t>User can open the forum, create at least one post, view details, and reply without blocking issues.</w:t>
+              <w:t>Students can discuss inside modules and still move worthwhile discussion into the broader plaza without breaking the main discussion experience.</w:t>
             </w:r>
           </w:p>
         </w:tc>
@@ -324,7 +325,7 @@
       <w:tr>
         <w:tc>
           <w:tcPr>
-            <w:tcW w:type="dxa" w:w="1728"/>
+            <w:tcW w:type="dxa" w:w="2045"/>
           </w:tcPr>
           <w:p>
             <w:r>
@@ -334,41 +335,41 @@
         </w:tc>
         <w:tc>
           <w:tcPr>
-            <w:tcW w:type="dxa" w:w="1728"/>
+            <w:tcW w:type="dxa" w:w="2045"/>
           </w:tcPr>
           <w:p>
             <w:r>
-              <w:t>Listening TED Expansion</w:t>
+              <w:t>Listening usable AI flow</w:t>
             </w:r>
           </w:p>
         </w:tc>
         <w:tc>
           <w:tcPr>
-            <w:tcW w:type="dxa" w:w="1728"/>
+            <w:tcW w:type="dxa" w:w="2045"/>
           </w:tcPr>
           <w:p>
             <w:r>
-              <w:t>As a student, I want more interdisciplinary TED listening materials so that I can practice academic English through diverse subject topics.</w:t>
+              <w:t>As a student, I want listening practice and feedback to stay reliable so that I understand what to improve after each task.</w:t>
             </w:r>
           </w:p>
         </w:tc>
         <w:tc>
           <w:tcPr>
-            <w:tcW w:type="dxa" w:w="1728"/>
+            <w:tcW w:type="dxa" w:w="2045"/>
           </w:tcPr>
           <w:p>
             <w:r>
-              <w:t>TED resource curation, grouped content entry, metadata organization, listening page integration.</w:t>
+              <w:t>Protect listening feedback quality, fallback behavior, and the TED-based practice workflow.</w:t>
             </w:r>
           </w:p>
         </w:tc>
         <w:tc>
           <w:tcPr>
-            <w:tcW w:type="dxa" w:w="1728"/>
+            <w:tcW w:type="dxa" w:w="2045"/>
           </w:tcPr>
           <w:p>
             <w:r>
-              <w:t>User can access multiple TED resources, open a detail page, and start a listening activity successfully.</w:t>
+              <w:t>Students can complete listening tasks and receive understandable feedback or safe fallback behavior.</w:t>
             </w:r>
           </w:p>
         </w:tc>
@@ -376,7 +377,7 @@
       <w:tr>
         <w:tc>
           <w:tcPr>
-            <w:tcW w:type="dxa" w:w="1728"/>
+            <w:tcW w:type="dxa" w:w="2045"/>
           </w:tcPr>
           <w:p>
             <w:r>
@@ -386,41 +387,41 @@
         </w:tc>
         <w:tc>
           <w:tcPr>
-            <w:tcW w:type="dxa" w:w="1728"/>
+            <w:tcW w:type="dxa" w:w="2045"/>
           </w:tcPr>
           <w:p>
             <w:r>
-              <w:t>AI Feedback for Listening</w:t>
+              <w:t>Speaking usable AI flow</w:t>
             </w:r>
           </w:p>
         </w:tc>
         <w:tc>
           <w:tcPr>
-            <w:tcW w:type="dxa" w:w="1728"/>
+            <w:tcW w:type="dxa" w:w="2045"/>
           </w:tcPr>
           <w:p>
             <w:r>
-              <w:t>As a student, I want more accurate listening feedback so that I can understand mistakes and improve faster.</w:t>
+              <w:t>As a student, I want speaking practice to produce useful AI-supported guidance so that I can improve fluency, pronunciation, and structure.</w:t>
             </w:r>
           </w:p>
         </w:tc>
         <w:tc>
           <w:tcPr>
-            <w:tcW w:type="dxa" w:w="1728"/>
+            <w:tcW w:type="dxa" w:w="2045"/>
           </w:tcPr>
           <w:p>
             <w:r>
-              <w:t>Improve listening feedback quality, structured output, fallback handling, result visibility.</w:t>
+              <w:t>Keep speaking submission, result display, and revision guidance stable.</w:t>
             </w:r>
           </w:p>
         </w:tc>
         <w:tc>
           <w:tcPr>
-            <w:tcW w:type="dxa" w:w="1728"/>
+            <w:tcW w:type="dxa" w:w="2045"/>
           </w:tcPr>
           <w:p>
             <w:r>
-              <w:t>Listening submission returns readable feedback with no critical error in the main flow.</w:t>
+              <w:t>Students can complete the speaking flow and receive actionable feedback in the main path.</w:t>
             </w:r>
           </w:p>
         </w:tc>
@@ -428,7 +429,7 @@
       <w:tr>
         <w:tc>
           <w:tcPr>
-            <w:tcW w:type="dxa" w:w="1728"/>
+            <w:tcW w:type="dxa" w:w="2045"/>
           </w:tcPr>
           <w:p>
             <w:r>
@@ -438,41 +439,41 @@
         </w:tc>
         <w:tc>
           <w:tcPr>
-            <w:tcW w:type="dxa" w:w="1728"/>
+            <w:tcW w:type="dxa" w:w="2045"/>
           </w:tcPr>
           <w:p>
             <w:r>
-              <w:t>AI Feedback for Speaking</w:t>
+              <w:t>Reading and writing completion flow</w:t>
             </w:r>
           </w:p>
         </w:tc>
         <w:tc>
           <w:tcPr>
-            <w:tcW w:type="dxa" w:w="1728"/>
+            <w:tcW w:type="dxa" w:w="2045"/>
           </w:tcPr>
           <w:p>
             <w:r>
-              <w:t>As a student, I want speaking scoring and revision guidance so that I can improve my speaking performance with useful feedback.</w:t>
+              <w:t>As a student, I want to complete reading and writing tasks inside the product so that the platform feels like a real academic practice tool.</w:t>
             </w:r>
           </w:p>
         </w:tc>
         <w:tc>
           <w:tcPr>
-            <w:tcW w:type="dxa" w:w="1728"/>
+            <w:tcW w:type="dxa" w:w="2045"/>
           </w:tcPr>
           <w:p>
             <w:r>
-              <w:t>AI scoring, transcript / response handling, feedback clarity, speaking page integration.</w:t>
+              <w:t>Protect answer checking, writing submission, and the completion journey across both modules.</w:t>
             </w:r>
           </w:p>
         </w:tc>
         <w:tc>
           <w:tcPr>
-            <w:tcW w:type="dxa" w:w="1728"/>
+            <w:tcW w:type="dxa" w:w="2045"/>
           </w:tcPr>
           <w:p>
             <w:r>
-              <w:t>User can submit a speaking attempt and receive a structured result or fallback response.</w:t>
+              <w:t>Reading and writing can be completed without major blockers in the main path.</w:t>
             </w:r>
           </w:p>
         </w:tc>
@@ -480,7 +481,7 @@
       <w:tr>
         <w:tc>
           <w:tcPr>
-            <w:tcW w:type="dxa" w:w="1728"/>
+            <w:tcW w:type="dxa" w:w="2045"/>
           </w:tcPr>
           <w:p>
             <w:r>
@@ -490,41 +491,41 @@
         </w:tc>
         <w:tc>
           <w:tcPr>
-            <w:tcW w:type="dxa" w:w="1728"/>
+            <w:tcW w:type="dxa" w:w="2045"/>
           </w:tcPr>
           <w:p>
             <w:r>
-              <w:t>Reading Core Workflow</w:t>
+              <w:t>Schedule builder and applied weekly planning</w:t>
             </w:r>
           </w:p>
         </w:tc>
         <w:tc>
           <w:tcPr>
-            <w:tcW w:type="dxa" w:w="1728"/>
+            <w:tcW w:type="dxa" w:w="2045"/>
           </w:tcPr>
           <w:p>
             <w:r>
-              <w:t>As a student, I want to complete reading tasks and check my answers so that I can practice reading comprehension on the platform.</w:t>
+              <w:t>As a student, I want to configure planning settings, generate a weekly plan, and apply it only when I accept it so that my real week stays under my control.</w:t>
             </w:r>
           </w:p>
         </w:tc>
         <w:tc>
           <w:tcPr>
-            <w:tcW w:type="dxa" w:w="1728"/>
+            <w:tcW w:type="dxa" w:w="2045"/>
           </w:tcPr>
           <w:p>
             <w:r>
-              <w:t>Article loading, answer verification, result feedback, progress connection, bug fixing.</w:t>
+              <w:t>Builder settings, preview generation, apply-to-week flow, and manual editing continuity.</w:t>
             </w:r>
           </w:p>
         </w:tc>
         <w:tc>
           <w:tcPr>
-            <w:tcW w:type="dxa" w:w="1728"/>
+            <w:tcW w:type="dxa" w:w="2045"/>
           </w:tcPr>
           <w:p>
             <w:r>
-              <w:t>User can open a reading task, submit answers, and see results or tracked progress.</w:t>
+              <w:t>Students can keep the week empty, generate a preview, apply it, and edit the resulting plan manually.</w:t>
             </w:r>
           </w:p>
         </w:tc>
@@ -532,7 +533,7 @@
       <w:tr>
         <w:tc>
           <w:tcPr>
-            <w:tcW w:type="dxa" w:w="1728"/>
+            <w:tcW w:type="dxa" w:w="2045"/>
           </w:tcPr>
           <w:p>
             <w:r>
@@ -542,41 +543,41 @@
         </w:tc>
         <w:tc>
           <w:tcPr>
-            <w:tcW w:type="dxa" w:w="1728"/>
+            <w:tcW w:type="dxa" w:w="2045"/>
           </w:tcPr>
           <w:p>
             <w:r>
-              <w:t>Writing Core Workflow</w:t>
+              <w:t>Database-backed schedule and comment persistence</w:t>
             </w:r>
           </w:p>
         </w:tc>
         <w:tc>
           <w:tcPr>
-            <w:tcW w:type="dxa" w:w="1728"/>
+            <w:tcW w:type="dxa" w:w="2045"/>
           </w:tcPr>
           <w:p>
             <w:r>
-              <w:t>As a student, I want to respond to a writing prompt and submit text so that I can practice academic writing with guided support.</w:t>
+              <w:t>As a student, I want timetable data, deadlines, applied weekly plans, and contextual comments to survive beyond one browser session so that the platform feels dependable.</w:t>
             </w:r>
           </w:p>
         </w:tc>
         <w:tc>
           <w:tcPr>
-            <w:tcW w:type="dxa" w:w="1728"/>
+            <w:tcW w:type="dxa" w:w="2045"/>
           </w:tcPr>
           <w:p>
             <w:r>
-              <w:t>Prompt display, text input, submission flow, feedback entry, usability improvements.</w:t>
+              <w:t>Schedule profile schema, context comment schema, API sync, and alignment with existing plan storage.</w:t>
             </w:r>
           </w:p>
         </w:tc>
         <w:tc>
           <w:tcPr>
-            <w:tcW w:type="dxa" w:w="1728"/>
+            <w:tcW w:type="dxa" w:w="2045"/>
           </w:tcPr>
           <w:p>
             <w:r>
-              <w:t>User can type and submit a writing response and receive a visible follow-up result or feedback state.</w:t>
+              <w:t>Core planning and comment data have a clear persistence path while local fallback still works for demo use.</w:t>
             </w:r>
           </w:p>
         </w:tc>
@@ -584,7 +585,7 @@
       <w:tr>
         <w:tc>
           <w:tcPr>
-            <w:tcW w:type="dxa" w:w="1728"/>
+            <w:tcW w:type="dxa" w:w="2045"/>
           </w:tcPr>
           <w:p>
             <w:r>
@@ -594,41 +595,41 @@
         </w:tc>
         <w:tc>
           <w:tcPr>
-            <w:tcW w:type="dxa" w:w="1728"/>
+            <w:tcW w:type="dxa" w:w="2045"/>
           </w:tcPr>
           <w:p>
             <w:r>
-              <w:t>Database Foundation</w:t>
+              <w:t>Cross-page coherence for study flow</w:t>
             </w:r>
           </w:p>
         </w:tc>
         <w:tc>
           <w:tcPr>
-            <w:tcW w:type="dxa" w:w="1728"/>
+            <w:tcW w:type="dxa" w:w="2045"/>
           </w:tcPr>
           <w:p>
             <w:r>
-              <w:t>As the team, we want core module data to have a reliable storage path so that product functions can move beyond isolated front-end states.</w:t>
+              <w:t>As a student, I want home, schedule, review, dashboard, and core practice pages to connect clearly so that I can move through the product without getting lost.</w:t>
             </w:r>
           </w:p>
         </w:tc>
         <w:tc>
           <w:tcPr>
-            <w:tcW w:type="dxa" w:w="1728"/>
+            <w:tcW w:type="dxa" w:w="2045"/>
           </w:tcPr>
           <w:p>
             <w:r>
-              <w:t>Database schema preparation, API alignment, data storage path review for learning records, discussion, review, and schedule.</w:t>
+              <w:t>Navigation entry points, homepage to schedule handoff, and review visibility.</w:t>
             </w:r>
           </w:p>
         </w:tc>
         <w:tc>
           <w:tcPr>
-            <w:tcW w:type="dxa" w:w="1728"/>
+            <w:tcW w:type="dxa" w:w="2045"/>
           </w:tcPr>
           <w:p>
             <w:r>
-              <w:t>Core tables / APIs are defined or connected clearly enough for the main Sprint 2 flows.</w:t>
+              <w:t>At least one clear and usable path exists across the main study flow pages.</w:t>
             </w:r>
           </w:p>
         </w:tc>
@@ -636,7 +637,7 @@
       <w:tr>
         <w:tc>
           <w:tcPr>
-            <w:tcW w:type="dxa" w:w="1728"/>
+            <w:tcW w:type="dxa" w:w="2045"/>
           </w:tcPr>
           <w:p>
             <w:r>
@@ -646,41 +647,41 @@
         </w:tc>
         <w:tc>
           <w:tcPr>
-            <w:tcW w:type="dxa" w:w="1728"/>
+            <w:tcW w:type="dxa" w:w="2045"/>
           </w:tcPr>
           <w:p>
             <w:r>
-              <w:t>Schedule Module</w:t>
+              <w:t>Timetable import and setup speed</w:t>
             </w:r>
           </w:p>
         </w:tc>
         <w:tc>
           <w:tcPr>
-            <w:tcW w:type="dxa" w:w="1728"/>
+            <w:tcW w:type="dxa" w:w="2045"/>
           </w:tcPr>
           <w:p>
             <w:r>
-              <w:t>As a student, I want a schedule page so that I can plan my weekly English study around classes and deadlines.</w:t>
+              <w:t>As a student, I want to import my timetable from a screenshot or Excel file so that I can set up planning quickly.</w:t>
             </w:r>
           </w:p>
         </w:tc>
         <w:tc>
           <w:tcPr>
-            <w:tcW w:type="dxa" w:w="1728"/>
+            <w:tcW w:type="dxa" w:w="2045"/>
           </w:tcPr>
           <w:p>
             <w:r>
-              <w:t>Weekly auto-plan, timetable editing, deadline management, compact usability, route integration.</w:t>
+              <w:t>Parser accuracy, recognition feedback, and timetable mapping into the grid.</w:t>
             </w:r>
           </w:p>
         </w:tc>
         <w:tc>
           <w:tcPr>
-            <w:tcW w:type="dxa" w:w="1728"/>
+            <w:tcW w:type="dxa" w:w="2045"/>
           </w:tcPr>
           <w:p>
             <w:r>
-              <w:t>User can open schedule, edit timetable / deadlines, and see the weekly plan update correctly.</w:t>
+              <w:t>Students can import timetable content and see classes appear correctly in the timetable area.</w:t>
             </w:r>
           </w:p>
         </w:tc>
@@ -688,7 +689,7 @@
       <w:tr>
         <w:tc>
           <w:tcPr>
-            <w:tcW w:type="dxa" w:w="1728"/>
+            <w:tcW w:type="dxa" w:w="2045"/>
           </w:tcPr>
           <w:p>
             <w:r>
@@ -698,41 +699,41 @@
         </w:tc>
         <w:tc>
           <w:tcPr>
-            <w:tcW w:type="dxa" w:w="1728"/>
+            <w:tcW w:type="dxa" w:w="2045"/>
           </w:tcPr>
           <w:p>
             <w:r>
-              <w:t>Schedule Import</w:t>
+              <w:t>Manual timetable and weekly-task editing polish</w:t>
             </w:r>
           </w:p>
         </w:tc>
         <w:tc>
           <w:tcPr>
-            <w:tcW w:type="dxa" w:w="1728"/>
+            <w:tcW w:type="dxa" w:w="2045"/>
           </w:tcPr>
           <w:p>
             <w:r>
-              <w:t>As a student, I want to import a timetable from an image or Excel file so that I can set up my weekly plan more quickly.</w:t>
+              <w:t>As a student, I want timetable cells and weekly tasks to remain easy to edit manually so that planning does not become rigid.</w:t>
             </w:r>
           </w:p>
         </w:tc>
         <w:tc>
           <w:tcPr>
-            <w:tcW w:type="dxa" w:w="1728"/>
+            <w:tcW w:type="dxa" w:w="2045"/>
           </w:tcPr>
           <w:p>
             <w:r>
-              <w:t>Image recognition entry, Excel import parsing, import feedback, timetable mapping.</w:t>
+              <w:t>Inline editing, compact layout, and low-friction changes after generation.</w:t>
             </w:r>
           </w:p>
         </w:tc>
         <w:tc>
           <w:tcPr>
-            <w:tcW w:type="dxa" w:w="1728"/>
+            <w:tcW w:type="dxa" w:w="2045"/>
           </w:tcPr>
           <w:p>
             <w:r>
-              <w:t>User can trigger import, receive a result, and see imported class items appear in the timetable grid.</w:t>
+              <w:t>Students can adjust classes and weekly tasks without navigating through a heavy form flow.</w:t>
             </w:r>
           </w:p>
         </w:tc>
@@ -740,7 +741,7 @@
       <w:tr>
         <w:tc>
           <w:tcPr>
-            <w:tcW w:type="dxa" w:w="1728"/>
+            <w:tcW w:type="dxa" w:w="2045"/>
           </w:tcPr>
           <w:p>
             <w:r>
@@ -750,41 +751,41 @@
         </w:tc>
         <w:tc>
           <w:tcPr>
-            <w:tcW w:type="dxa" w:w="1728"/>
+            <w:tcW w:type="dxa" w:w="2045"/>
           </w:tcPr>
           <w:p>
             <w:r>
-              <w:t>UI Refinement Across Core Pages</w:t>
+              <w:t>Bilingual clarity and layout polish</w:t>
             </w:r>
           </w:p>
         </w:tc>
         <w:tc>
           <w:tcPr>
-            <w:tcW w:type="dxa" w:w="1728"/>
+            <w:tcW w:type="dxa" w:w="2045"/>
           </w:tcPr>
           <w:p>
             <w:r>
-              <w:t>As a student, I want cleaner pages so that the product feels easier to understand and less cluttered.</w:t>
+              <w:t>As a student, I want wording and layout across planning and discussion pages to stay easy to understand so that the interface does not become heavy.</w:t>
             </w:r>
           </w:p>
         </w:tc>
         <w:tc>
           <w:tcPr>
-            <w:tcW w:type="dxa" w:w="1728"/>
+            <w:tcW w:type="dxa" w:w="2045"/>
           </w:tcPr>
           <w:p>
             <w:r>
-              <w:t>Layout simplification, spacing, visual consistency, interaction clarity for forum, reading, writing, listening, and speaking.</w:t>
+              <w:t>Copy cleanup, spacing, and consistency after recent feature growth.</w:t>
             </w:r>
           </w:p>
         </w:tc>
         <w:tc>
           <w:tcPr>
-            <w:tcW w:type="dxa" w:w="1728"/>
+            <w:tcW w:type="dxa" w:w="2045"/>
           </w:tcPr>
           <w:p>
             <w:r>
-              <w:t>Core pages remain readable, responsive, and visually aligned after refinement.</w:t>
+              <w:t>Core planning and comment pages remain readable in both supported languages.</w:t>
             </w:r>
           </w:p>
         </w:tc>
@@ -792,7 +793,7 @@
       <w:tr>
         <w:tc>
           <w:tcPr>
-            <w:tcW w:type="dxa" w:w="1728"/>
+            <w:tcW w:type="dxa" w:w="2045"/>
           </w:tcPr>
           <w:p>
             <w:r>
@@ -802,41 +803,41 @@
         </w:tc>
         <w:tc>
           <w:tcPr>
-            <w:tcW w:type="dxa" w:w="1728"/>
+            <w:tcW w:type="dxa" w:w="2045"/>
           </w:tcPr>
           <w:p>
             <w:r>
-              <w:t>Review / Progress Connection</w:t>
+              <w:t>Cross-page QA and regression verification</w:t>
             </w:r>
           </w:p>
         </w:tc>
         <w:tc>
           <w:tcPr>
-            <w:tcW w:type="dxa" w:w="1728"/>
+            <w:tcW w:type="dxa" w:w="2045"/>
           </w:tcPr>
           <w:p>
             <w:r>
-              <w:t>As a student, I want my learning plan to connect to review and progress features so that the platform feels more coherent.</w:t>
+              <w:t>As the team, we want the newest planning and comment data flow to be verified before sprint closure so that the demo path stays trustworthy.</w:t>
             </w:r>
           </w:p>
         </w:tc>
         <w:tc>
           <w:tcPr>
-            <w:tcW w:type="dxa" w:w="1728"/>
+            <w:tcW w:type="dxa" w:w="2045"/>
           </w:tcPr>
           <w:p>
             <w:r>
-              <w:t>Connect review, progress, dashboard, and schedule touchpoints where practical.</w:t>
+              <w:t>QA across home, schedule, module comments, and persistence behavior.</w:t>
             </w:r>
           </w:p>
         </w:tc>
         <w:tc>
           <w:tcPr>
-            <w:tcW w:type="dxa" w:w="1728"/>
+            <w:tcW w:type="dxa" w:w="2045"/>
           </w:tcPr>
           <w:p>
             <w:r>
-              <w:t>At least one visible entry path between learning, review, and planning is available and understandable.</w:t>
+              <w:t>The main data touchpoints behave consistently enough for demonstration and review.</w:t>
             </w:r>
           </w:p>
         </w:tc>
@@ -844,7 +845,7 @@
       <w:tr>
         <w:tc>
           <w:tcPr>
-            <w:tcW w:type="dxa" w:w="1728"/>
+            <w:tcW w:type="dxa" w:w="2045"/>
           </w:tcPr>
           <w:p>
             <w:r>
@@ -854,41 +855,41 @@
         </w:tc>
         <w:tc>
           <w:tcPr>
-            <w:tcW w:type="dxa" w:w="1728"/>
+            <w:tcW w:type="dxa" w:w="2045"/>
           </w:tcPr>
           <w:p>
             <w:r>
-              <w:t>Material Adaptation</w:t>
+              <w:t>Review Center discoverability and follow-up study entry</w:t>
             </w:r>
           </w:p>
         </w:tc>
         <w:tc>
           <w:tcPr>
-            <w:tcW w:type="dxa" w:w="1728"/>
+            <w:tcW w:type="dxa" w:w="2045"/>
           </w:tcPr>
           <w:p>
             <w:r>
-              <w:t>As a student, I want speaking and listening materials to feel more relevant so that practice is closer to academic use cases.</w:t>
+              <w:t>As a student, I want review-related entry points to be easier to find so that I do not miss useful follow-up study actions.</w:t>
             </w:r>
           </w:p>
         </w:tc>
         <w:tc>
           <w:tcPr>
-            <w:tcW w:type="dxa" w:w="1728"/>
+            <w:tcW w:type="dxa" w:w="2045"/>
           </w:tcPr>
           <w:p>
             <w:r>
-              <w:t>Topic curation, speaking material display, classification, adaptation for the learning scenario.</w:t>
+              <w:t>Navigation visibility from home, schedule, or dashboard.</w:t>
             </w:r>
           </w:p>
         </w:tc>
         <w:tc>
           <w:tcPr>
-            <w:tcW w:type="dxa" w:w="1728"/>
+            <w:tcW w:type="dxa" w:w="2045"/>
           </w:tcPr>
           <w:p>
             <w:r>
-              <w:t>Users can distinguish materials by topic or type and start tasks without confusion.</w:t>
+              <w:t>Review is reachable from a clearer main-path entry point.</w:t>
             </w:r>
           </w:p>
         </w:tc>
@@ -896,7 +897,59 @@
       <w:tr>
         <w:tc>
           <w:tcPr>
-            <w:tcW w:type="dxa" w:w="1728"/>
+            <w:tcW w:type="dxa" w:w="2045"/>
+          </w:tcPr>
+          <w:p>
+            <w:r>
+              <w:t>P1</w:t>
+            </w:r>
+          </w:p>
+        </w:tc>
+        <w:tc>
+          <w:tcPr>
+            <w:tcW w:type="dxa" w:w="2045"/>
+          </w:tcPr>
+          <w:p>
+            <w:r>
+              <w:t>Discussion plaza persistence alignment</w:t>
+            </w:r>
+          </w:p>
+        </w:tc>
+        <w:tc>
+          <w:tcPr>
+            <w:tcW w:type="dxa" w:w="2045"/>
+          </w:tcPr>
+          <w:p>
+            <w:r>
+              <w:t>As the team, we want the discussion plaza to move toward the same persistence standard as newer contextual comments so that the discussion system feels coherent.</w:t>
+            </w:r>
+          </w:p>
+        </w:tc>
+        <w:tc>
+          <w:tcPr>
+            <w:tcW w:type="dxa" w:w="2045"/>
+          </w:tcPr>
+          <w:p>
+            <w:r>
+              <w:t>Shared storage direction and safe rollout planning.</w:t>
+            </w:r>
+          </w:p>
+        </w:tc>
+        <w:tc>
+          <w:tcPr>
+            <w:tcW w:type="dxa" w:w="2045"/>
+          </w:tcPr>
+          <w:p>
+            <w:r>
+              <w:t>A practical next-step path is defined without weakening the already-working discussion flow.</w:t>
+            </w:r>
+          </w:p>
+        </w:tc>
+      </w:tr>
+      <w:tr>
+        <w:tc>
+          <w:tcPr>
+            <w:tcW w:type="dxa" w:w="2045"/>
           </w:tcPr>
           <w:p>
             <w:r>
@@ -906,41 +959,41 @@
         </w:tc>
         <w:tc>
           <w:tcPr>
-            <w:tcW w:type="dxa" w:w="1728"/>
+            <w:tcW w:type="dxa" w:w="2045"/>
           </w:tcPr>
           <w:p>
             <w:r>
-              <w:t>Cross-Module Comments</w:t>
+              <w:t>Reminders, export, and extended coordination</w:t>
             </w:r>
           </w:p>
         </w:tc>
         <w:tc>
           <w:tcPr>
-            <w:tcW w:type="dxa" w:w="1728"/>
+            <w:tcW w:type="dxa" w:w="2045"/>
           </w:tcPr>
           <w:p>
             <w:r>
-              <w:t>As a student, I want module-level comments or discussion entry points so that I can ask questions around specific learning content.</w:t>
+              <w:t>As a student, I want reminders or export options so that planning can extend beyond the app later.</w:t>
             </w:r>
           </w:p>
         </w:tc>
         <w:tc>
           <w:tcPr>
-            <w:tcW w:type="dxa" w:w="1728"/>
+            <w:tcW w:type="dxa" w:w="2045"/>
           </w:tcPr>
           <w:p>
             <w:r>
-              <w:t>Reusable comment section exploration, posting / viewing pattern, module compatibility review.</w:t>
+              <w:t>Notification logic and external sync exploration.</w:t>
             </w:r>
           </w:p>
         </w:tc>
         <w:tc>
           <w:tcPr>
-            <w:tcW w:type="dxa" w:w="1728"/>
+            <w:tcW w:type="dxa" w:w="2045"/>
           </w:tcPr>
           <w:p>
             <w:r>
-              <w:t>A reusable comment approach is designed or prototyped without blocking core Sprint 2 work.</w:t>
+              <w:t>A future path is identified, but Sprint 2 closure does not depend on it.</w:t>
             </w:r>
           </w:p>
         </w:tc>
@@ -948,7 +1001,7 @@
       <w:tr>
         <w:tc>
           <w:tcPr>
-            <w:tcW w:type="dxa" w:w="1728"/>
+            <w:tcW w:type="dxa" w:w="2045"/>
           </w:tcPr>
           <w:p>
             <w:r>
@@ -958,103 +1011,52 @@
         </w:tc>
         <w:tc>
           <w:tcPr>
-            <w:tcW w:type="dxa" w:w="1728"/>
+            <w:tcW w:type="dxa" w:w="2045"/>
           </w:tcPr>
           <w:p>
             <w:r>
-              <w:t>Admin / Content Operations</w:t>
+              <w:t>Moderation, analytics, and content operations</w:t>
             </w:r>
           </w:p>
         </w:tc>
         <w:tc>
           <w:tcPr>
-            <w:tcW w:type="dxa" w:w="1728"/>
+            <w:tcW w:type="dxa" w:w="2045"/>
           </w:tcPr>
           <w:p>
             <w:r>
-              <w:t>As the team, we want easier content management so that materials can be updated with less manual effort.</w:t>
+              <w:t>As the team, we want moderation, analytics, and easier content management so that the platform can grow more safely later.</w:t>
             </w:r>
           </w:p>
         </w:tc>
         <w:tc>
           <w:tcPr>
-            <w:tcW w:type="dxa" w:w="1728"/>
+            <w:tcW w:type="dxa" w:w="2045"/>
           </w:tcPr>
           <w:p>
             <w:r>
-              <w:t>Content upload / management ideas for TED, reading, or prompt materials.</w:t>
+              <w:t>Reporting, analytics, and content operation ideas.</w:t>
             </w:r>
           </w:p>
         </w:tc>
         <w:tc>
           <w:tcPr>
-            <w:tcW w:type="dxa" w:w="1728"/>
+            <w:tcW w:type="dxa" w:w="2045"/>
           </w:tcPr>
           <w:p>
             <w:r>
-              <w:t>A feasible management path is identified or partially prepared.</w:t>
-            </w:r>
-          </w:p>
-        </w:tc>
-      </w:tr>
-      <w:tr>
-        <w:tc>
-          <w:tcPr>
-            <w:tcW w:type="dxa" w:w="1728"/>
-          </w:tcPr>
-          <w:p>
-            <w:r>
-              <w:t>P2</w:t>
-            </w:r>
-          </w:p>
-        </w:tc>
-        <w:tc>
-          <w:tcPr>
-            <w:tcW w:type="dxa" w:w="1728"/>
-          </w:tcPr>
-          <w:p>
-            <w:r>
-              <w:t>Performance / Experience Polish</w:t>
-            </w:r>
-          </w:p>
-        </w:tc>
-        <w:tc>
-          <w:tcPr>
-            <w:tcW w:type="dxa" w:w="1728"/>
-          </w:tcPr>
-          <w:p>
-            <w:r>
-              <w:t>As a student, I want smoother interactions so that using the platform feels stable and modern.</w:t>
-            </w:r>
-          </w:p>
-        </w:tc>
-        <w:tc>
-          <w:tcPr>
-            <w:tcW w:type="dxa" w:w="1728"/>
-          </w:tcPr>
-          <w:p>
-            <w:r>
-              <w:t>Micro-polish, loading feedback, edge-case cleanup, minor performance improvement.</w:t>
-            </w:r>
-          </w:p>
-        </w:tc>
-        <w:tc>
-          <w:tcPr>
-            <w:tcW w:type="dxa" w:w="1728"/>
-          </w:tcPr>
-          <w:p>
-            <w:r>
-              <w:t>Polish improves the experience without causing regression in the core flow.</w:t>
+              <w:t>A feasible next-step path is identified without diverting effort from Sprint 2 must-haves.</w:t>
             </w:r>
           </w:p>
         </w:tc>
       </w:tr>
     </w:tbl>
     <w:p>
-      <w:pPr>
-        <w:pStyle w:val="Heading1"/>
-      </w:pPr>
       <w:r>
+        <w:rPr>
+          <w:b/>
+          <w:sz w:val="24"/>
+        </w:rPr>
         <w:t>Priority Justification</w:t>
       </w:r>
     </w:p>
@@ -1063,7 +1065,7 @@
         <w:pStyle w:val="ListBullet"/>
       </w:pPr>
       <w:r>
-        <w:t>Forum, Listening / Speaking AI, and basic Reading / Writing workflows are assigned to P0 because Sprint 2 must turn the product from a page-level prototype into a stronger usable learning system.</w:t>
+        <w:t>Schedule planning application flow, module-level comments, and database-backed persistence have moved up because they now shape how integrated the product feels, not only how one page looks.</w:t>
       </w:r>
     </w:p>
     <w:p>
@@ -1071,7 +1073,7 @@
         <w:pStyle w:val="ListBullet"/>
       </w:pPr>
       <w:r>
-        <w:t>Database foundation is also treated as P0 because more features now depend on stable data flow, not only isolated page rendering.</w:t>
+        <w:t>Listening, Speaking, Reading, and Writing remain P0 because Sprint 2 still needs to close on a credible academic learning journey, not only surrounding tools.</w:t>
       </w:r>
     </w:p>
     <w:p>
@@ -1079,60 +1081,12 @@
         <w:pStyle w:val="ListBullet"/>
       </w:pPr>
       <w:r>
-        <w:t>Schedule, import tools, and UI refinement are P1 because they strongly improve product completeness and user experience, but the sprint must first secure the core learning path.</w:t>
-      </w:r>
-    </w:p>
-    <w:p>
-      <w:pPr>
-        <w:pStyle w:val="ListBullet"/>
-      </w:pPr>
-      <w:r>
-        <w:t>Cross-module comments, admin tooling, and deeper polish are P2 because they add value, but they should not consume time needed for Sprint 2 must-have completion.</w:t>
-      </w:r>
-    </w:p>
-    <w:p>
-      <w:pPr>
-        <w:pStyle w:val="Heading1"/>
-      </w:pPr>
-      <w:r>
-        <w:t>PO Focus for This Sprint</w:t>
-      </w:r>
-    </w:p>
-    <w:p>
-      <w:pPr>
-        <w:pStyle w:val="ListBullet"/>
-      </w:pPr>
-      <w:r>
-        <w:t>Keep P0 scope centered on forum usability, AI-supported learning, and usable reading / writing delivery.</w:t>
-      </w:r>
-    </w:p>
-    <w:p>
-      <w:pPr>
-        <w:pStyle w:val="ListBullet"/>
-      </w:pPr>
-      <w:r>
-        <w:t>Track whether the Schedule module and database-related work stay aligned with the sprint goal instead of expanding without closure.</w:t>
-      </w:r>
-    </w:p>
-    <w:p>
-      <w:pPr>
-        <w:pStyle w:val="ListBullet"/>
-      </w:pPr>
-      <w:r>
-        <w:t>Use acceptance criteria to protect the sprint from over-investment in polish while major workflows are still being stabilized.</w:t>
-      </w:r>
-    </w:p>
-    <w:p>
-      <w:pPr>
-        <w:pStyle w:val="ListBullet"/>
-      </w:pPr>
-      <w:r>
-        <w:t>Continue coordinating scope trade-offs early whenever AI, database, or integration work threatens must-have delivery.</w:t>
+        <w:t>Reminders, export, moderation, analytics, and content operations remain lower priority because they add value later but should not consume capacity needed for Sprint 2 closure.</w:t>
       </w:r>
     </w:p>
     <w:sectPr>
       <w:pgSz w:w="12240" w:h="15840"/>
-      <w:pgMar w:top="1440" w:right="1800" w:bottom="1440" w:left="1800" w:header="720" w:footer="720" w:gutter="0"/>
+      <w:pgMar w:top="1008" w:right="1008" w:bottom="1008" w:left="1008" w:header="720" w:footer="720" w:gutter="0"/>
       <w:cols w:space="720"/>
       <w:docGrid w:linePitch="360"/>
     </w:sectPr>
@@ -1505,7 +1459,7 @@
     <w:rsid w:val="00FC693F"/>
     <w:rPr>
       <w:rFonts w:ascii="Calibri" w:hAnsi="Calibri"/>
-      <w:sz w:val="22"/>
+      <w:sz w:val="21"/>
     </w:rPr>
   </w:style>
   <w:style w:type="paragraph" w:styleId="Header">
@@ -1567,7 +1521,7 @@
       <w:outlineLvl w:val="0"/>
     </w:pPr>
     <w:rPr>
-      <w:rFonts w:asciiTheme="majorHAnsi" w:eastAsiaTheme="majorEastAsia" w:hAnsiTheme="majorHAnsi" w:cstheme="majorBidi" w:ascii="Calibri" w:hAnsi="Calibri"/>
+      <w:rFonts w:asciiTheme="majorHAnsi" w:eastAsiaTheme="majorEastAsia" w:hAnsiTheme="majorHAnsi" w:cstheme="majorBidi"/>
       <w:b/>
       <w:bCs/>
       <w:color w:val="365F91" w:themeColor="accent1" w:themeShade="BF"/>
@@ -1591,7 +1545,7 @@
       <w:outlineLvl w:val="1"/>
     </w:pPr>
     <w:rPr>
-      <w:rFonts w:asciiTheme="majorHAnsi" w:eastAsiaTheme="majorEastAsia" w:hAnsiTheme="majorHAnsi" w:cstheme="majorBidi" w:ascii="Calibri" w:hAnsi="Calibri"/>
+      <w:rFonts w:asciiTheme="majorHAnsi" w:eastAsiaTheme="majorEastAsia" w:hAnsiTheme="majorHAnsi" w:cstheme="majorBidi"/>
       <w:b/>
       <w:bCs/>
       <w:color w:val="4F81BD" w:themeColor="accent1"/>
@@ -1615,7 +1569,7 @@
       <w:outlineLvl w:val="2"/>
     </w:pPr>
     <w:rPr>
-      <w:rFonts w:asciiTheme="majorHAnsi" w:eastAsiaTheme="majorEastAsia" w:hAnsiTheme="majorHAnsi" w:cstheme="majorBidi" w:ascii="Calibri" w:hAnsi="Calibri"/>
+      <w:rFonts w:asciiTheme="majorHAnsi" w:eastAsiaTheme="majorEastAsia" w:hAnsiTheme="majorHAnsi" w:cstheme="majorBidi"/>
       <w:b/>
       <w:bCs/>
       <w:color w:val="4F81BD" w:themeColor="accent1"/>
@@ -1856,7 +1810,7 @@
       <w:contextualSpacing/>
     </w:pPr>
     <w:rPr>
-      <w:rFonts w:asciiTheme="majorHAnsi" w:eastAsiaTheme="majorEastAsia" w:hAnsiTheme="majorHAnsi" w:cstheme="majorBidi" w:ascii="Calibri" w:hAnsi="Calibri"/>
+      <w:rFonts w:asciiTheme="majorHAnsi" w:eastAsiaTheme="majorEastAsia" w:hAnsiTheme="majorHAnsi" w:cstheme="majorBidi"/>
       <w:color w:val="17365D" w:themeColor="text2" w:themeShade="BF"/>
       <w:spacing w:val="5"/>
       <w:kern w:val="28"/>
